--- a/docs/wip/H_Pct_Provenance_Badge_Standard.docx
+++ b/docs/wip/H_Pct_Provenance_Badge_Standard.docx
@@ -135,7 +135,7 @@
                 <w:sz w:val="19"/>
                 <w:szCs w:val="19"/>
               </w:rPr>
-              <w:t xml:space="preserve">Concept stage — not yet part of the framework. Directly operationalizes Rule 3 (Modeled vs. Observed, Always Labeled) and Rule 5 (H% Carries Its Disclaimer) from the Language &amp; Precision content rules, for the one place those rules matter most concretely: the Maturity Table’s H% figures. Nothing here changes live dashboard behavior until approved.</w:t>
+              <w:t xml:space="preserve">Concept stage — not yet part of the framework. Directly operationalizes Rule 14 (Modeled vs. Observed, Always Labeled) and Rule 16 (H% Carries Its Disclaimer) of the unified Framework Content Generation Rules, for the one place those rules matter most concretely: the Maturity Table’s H% figures. Nothing here changes live dashboard behavior until approved.</w:t>
             </w:r>
           </w:p>
         </w:tc>
@@ -173,7 +173,7 @@
           <w:sz w:val="21"/>
           <w:szCs w:val="21"/>
         </w:rPr>
-        <w:t xml:space="preserve">Tim saw a CHRO Office Substack dashboard example tagging compensation figures "DIRECTIONAL" and "AI-INFERRED — FROM DIRECTIONAL P50" with a sources link, and liked the pattern of surfacing data provenance visibly rather than in a footnote. GiGi had separately flagged, in her September 3 review, that H% needs precision about whether it is modeled or observed — exactly what Rule 3 and Rule 5 of the Language &amp; Precision content rules already require. This standard is the concrete mechanism that satisfies both.</w:t>
+        <w:t xml:space="preserve">Tim saw a CHRO Office Substack dashboard example tagging compensation figures "DIRECTIONAL" and "AI-INFERRED — FROM DIRECTIONAL P50" with a sources link, and liked the pattern of surfacing data provenance visibly rather than in a footnote. GiGi had separately flagged, in her September 3 review, that H% needs precision about whether it is modeled or observed — exactly what Rule 14 and Rule 16 of the unified Framework Content Generation Rules already require. This standard is the concrete mechanism that satisfies both.</w:t>
       </w:r>
     </w:p>
     <w:p>
@@ -189,7 +189,7 @@
           <w:sz w:val="26"/>
           <w:szCs w:val="26"/>
         </w:rPr>
-        <w:t xml:space="preserve">The Real Distinction</w:t>
+        <w:t xml:space="preserve">The Problem</w:t>
       </w:r>
     </w:p>
     <w:p>
@@ -203,7 +203,7 @@
           <w:sz w:val="21"/>
           <w:szCs w:val="21"/>
         </w:rPr>
-        <w:t xml:space="preserve">The badge is per-domain, not per-row. Only PCF 7.0 and 8.0 carry RACI-grounded pattern assignments traced to real APQC L4 activity text. The other 11 domains carry draft M1–M5 values that have never been run through that validation pass. Every row within one domain’s table already shares the same status, so tagging each row individually would be redundant.</w:t>
+        <w:t xml:space="preserve">Right now every domain’s H% figures render identically, with no visual signal that they rest on very different footing. Only PCF 7.0 and 8.0 carry RACI-grounded pattern assignments traced to real APQC L4 activity text; the other 11 domains carry draft M1–M5 values that have never been run through that validation pass — yet a reader looking at any Maturity Table today has no way to tell the two apart. The badge this proposes is per-domain, not per-row: every row within one domain’s table already shares the same status, so tagging each row individually would just be redundant.</w:t>
       </w:r>
     </w:p>
     <w:p>
@@ -219,7 +219,7 @@
           <w:sz w:val="26"/>
           <w:szCs w:val="26"/>
         </w:rPr>
-        <w:t xml:space="preserve">Placement Decided</w:t>
+        <w:t xml:space="preserve">The Recommendation</w:t>
       </w:r>
     </w:p>
     <w:p>
@@ -233,7 +233,7 @@
           <w:sz w:val="21"/>
           <w:szCs w:val="21"/>
         </w:rPr>
-        <w:t xml:space="preserve">Option C: a status chip in the panel’s top-right corner, next to the table title, plus a "sources ▾" link that expands into the existing "Note on Where the Numbers Come From" methodology text at the point of use — rather than leaving it in a separate document. Two alternatives were sketched and set aside: a header-only chip with no expansion, and badging the M1/M3/M5 column headers directly (solves scroll-visibility, but adds a redundant sixth column for a value that is constant per domain).</w:t>
+        <w:t xml:space="preserve">A status chip in the panel’s top-right corner, next to the table title, plus a "sources ▾" link that expands into the existing "Note on Where the Numbers Come From" methodology text at the point of use — rather than leaving it in a separate document. Two alternatives were sketched and set aside: a header-only chip with no expansion, and badging the M1/M3/M5 column headers directly (solves scroll-visibility, but adds a redundant sixth column for a value that is constant per domain).</w:t>
       </w:r>
     </w:p>
     <w:p>
@@ -249,7 +249,7 @@
           <w:sz w:val="26"/>
           <w:szCs w:val="26"/>
         </w:rPr>
-        <w:t xml:space="preserve">Naming Standard</w:t>
+        <w:t xml:space="preserve">Proposed Tokens</w:t>
       </w:r>
     </w:p>
     <w:p>
@@ -263,7 +263,7 @@
           <w:sz w:val="21"/>
           <w:szCs w:val="21"/>
         </w:rPr>
-        <w:t xml:space="preserve">Matches the house style already locked in on the WIP ribbon ("Draft — Not Yet Part of the Framework") and the RACI table’s own footer ("RACI grounded in real APQC L4 activity text"): ALL-CAPS keyword, em dash, plain-language qualifier. "MODELED" is the umbrella word on every state, since nothing in the framework today is empirically observed — every H% figure is a reasoned estimate. The qualifier carries the real distinction: how well-grounded that model is, not whether it is a model at all. "Observed" is deliberately reserved, unused until the framework ever ingests genuinely measured data.</w:t>
+        <w:t xml:space="preserve">These are new badge-text tokens, not new colors — the chip styling reuses the already-locked amber/navy pair, so nothing here touches Rule 1’s locked color set. The wording matches the house style already locked in on the WIP ribbon ("Draft — Not Yet Part of the Framework") and the RACI table’s own footer ("RACI grounded in real APQC L4 activity text"): ALL-CAPS keyword, em dash, plain-language qualifier. "MODELED" is the umbrella word on every state, since nothing in the framework today is empirically observed — every H% figure is a reasoned estimate. The qualifier carries the real distinction: how well-grounded that model is, not whether it is a model at all. "Observed" is deliberately reserved, unused until the framework ever ingests genuinely measured data.</w:t>
       </w:r>
     </w:p>
     <w:p>
